--- a/reports/MLOps_Assignment1_Report.docx
+++ b/reports/MLOps_Assignment1_Report.docx
@@ -42,9 +42,29 @@
       </w:pPr>
       <w:r>
         <w:rPr/>
-        <w:t>Student Name: Deenadayalan C K</w:t>
+        <w:t xml:space="preserve">Student Name: </w:t>
+      </w:r>
+      <w:r>
+        <w:rPr>
+          <w:b/>
+          <w:bCs/>
+        </w:rPr>
+        <w:t>Deenadayalan C K</w:t>
+      </w:r>
+      <w:r>
+        <w:rPr/>
         <w:br/>
-        <w:t>Student ID: 2025AE05402</w:t>
+        <w:t xml:space="preserve">Student ID: </w:t>
+      </w:r>
+      <w:r>
+        <w:rPr>
+          <w:b/>
+          <w:bCs/>
+        </w:rPr>
+        <w:t>2025AE05402</w:t>
+      </w:r>
+      <w:r>
+        <w:rPr/>
         <w:br/>
         <w:t>Course: MLOps (AIMLCZG523)</w:t>
         <w:br/>
@@ -52,7 +72,18 @@
         <w:br/>
         <w:t>Date: October 2026</w:t>
         <w:br/>
-        <w:t>GitHub Repository: https://github.com/ckdeena-bits/mlops-heart-disease</w:t>
+      </w:r>
+      <w:r>
+        <w:rPr>
+          <w:b/>
+          <w:bCs/>
+          <w:u w:val="single"/>
+        </w:rPr>
+        <w:t>GitHub Repository:</w:t>
+      </w:r>
+      <w:r>
+        <w:rPr/>
+        <w:t xml:space="preserve"> https://github.com/ckdeena-bits/mlops-heart-disease</w:t>
         <w:br/>
         <w:br/>
       </w:r>
@@ -1560,7 +1591,23 @@
           <w:color w:val="1F4E79"/>
           <w:sz w:val="36"/>
         </w:rPr>
-        <w:t>8. Verification &amp; Reproducibility Proof</w:t>
+        <w:t>8. Verification &amp; Reproduc</w:t>
+      </w:r>
+      <w:r>
+        <w:rPr>
+          <w:b/>
+          <w:color w:val="1F4E79"/>
+          <w:sz w:val="36"/>
+        </w:rPr>
+        <w:t>i</w:t>
+      </w:r>
+      <w:r>
+        <w:rPr>
+          <w:b/>
+          <w:color w:val="1F4E79"/>
+          <w:sz w:val="36"/>
+        </w:rPr>
+        <w:t>bility Proof</w:t>
       </w:r>
     </w:p>
     <w:p>
@@ -1631,6 +1678,52 @@
       <w:r>
         <w:rPr/>
         <w:br/>
+      </w:r>
+      <w:r>
+        <w:rPr>
+          <w:b/>
+          <w:color w:val="1F4E79"/>
+          <w:sz w:val="36"/>
+        </w:rPr>
+        <w:t>9</w:t>
+      </w:r>
+      <w:r>
+        <w:rPr>
+          <w:b/>
+          <w:color w:val="1F4E79"/>
+          <w:sz w:val="36"/>
+        </w:rPr>
+        <w:t xml:space="preserve">. </w:t>
+      </w:r>
+      <w:r>
+        <w:rPr>
+          <w:b/>
+          <w:color w:val="1F4E79"/>
+          <w:sz w:val="36"/>
+        </w:rPr>
+        <w:t>Video Presentation</w:t>
+      </w:r>
+    </w:p>
+    <w:p>
+      <w:pPr>
+        <w:pStyle w:val="Normal"/>
+        <w:spacing w:before="0" w:after="120"/>
+        <w:rPr/>
+      </w:pPr>
+      <w:r>
+        <w:rPr/>
+        <w:t>The video presentation is uploaded to below github location</w:t>
+      </w:r>
+    </w:p>
+    <w:p>
+      <w:pPr>
+        <w:pStyle w:val="Normal"/>
+        <w:spacing w:before="0" w:after="120"/>
+        <w:rPr/>
+      </w:pPr>
+      <w:r>
+        <w:rPr/>
+        <w:t>https://github.com/ckdeena-bits/mlops-heart-disease/tree/main/reports/video</w:t>
       </w:r>
     </w:p>
     <w:sectPr>

--- a/reports/MLOps_Assignment1_Report.docx
+++ b/reports/MLOps_Assignment1_Report.docx
@@ -1591,23 +1591,7 @@
           <w:color w:val="1F4E79"/>
           <w:sz w:val="36"/>
         </w:rPr>
-        <w:t>8. Verification &amp; Reproduc</w:t>
-      </w:r>
-      <w:r>
-        <w:rPr>
-          <w:b/>
-          <w:color w:val="1F4E79"/>
-          <w:sz w:val="36"/>
-        </w:rPr>
-        <w:t>i</w:t>
-      </w:r>
-      <w:r>
-        <w:rPr>
-          <w:b/>
-          <w:color w:val="1F4E79"/>
-          <w:sz w:val="36"/>
-        </w:rPr>
-        <w:t>bility Proof</w:t>
+        <w:t>8. Verification &amp; Reproducibility Proof</w:t>
       </w:r>
     </w:p>
     <w:p>
@@ -1685,7 +1669,7 @@
           <w:color w:val="1F4E79"/>
           <w:sz w:val="36"/>
         </w:rPr>
-        <w:t>9</w:t>
+        <w:t xml:space="preserve">9. </w:t>
       </w:r>
       <w:r>
         <w:rPr>
@@ -1693,7 +1677,104 @@
           <w:color w:val="1F4E79"/>
           <w:sz w:val="36"/>
         </w:rPr>
-        <w:t xml:space="preserve">. </w:t>
+        <w:t>Deployed API Access</w:t>
+      </w:r>
+    </w:p>
+    <w:p>
+      <w:pPr>
+        <w:pStyle w:val="Normal"/>
+        <w:spacing w:before="0" w:after="120"/>
+        <w:rPr/>
+      </w:pPr>
+      <w:r>
+        <w:rPr>
+          <w:rStyle w:val="Strong"/>
+        </w:rPr>
+        <w:t>Container Registry Image:</w:t>
+      </w:r>
+      <w:r>
+        <w:rPr/>
+        <w:t> </w:t>
+      </w:r>
+      <w:r>
+        <w:rPr>
+          <w:rStyle w:val="SourceText"/>
+        </w:rPr>
+        <w:t>ghcr.io/ckdeena-bits/mlops-heart-disease:latest</w:t>
+      </w:r>
+      <w:r>
+        <w:rPr/>
+        <w:br/>
+      </w:r>
+      <w:r>
+        <w:rPr>
+          <w:rStyle w:val="Strong"/>
+        </w:rPr>
+        <w:t>Source Repository:</w:t>
+      </w:r>
+      <w:r>
+        <w:rPr/>
+        <w:t> </w:t>
+      </w:r>
+      <w:hyperlink r:id="rId13">
+        <w:r>
+          <w:rPr>
+            <w:rStyle w:val="Hyperlink"/>
+          </w:rPr>
+          <w:t>https://github.com/ckdeena-bits/mlops-heart-disease</w:t>
+        </w:r>
+      </w:hyperlink>
+      <w:r>
+        <w:rPr/>
+        <w:br/>
+      </w:r>
+      <w:r>
+        <w:rPr>
+          <w:rStyle w:val="Strong"/>
+        </w:rPr>
+        <w:t>Documentation Swagger URL:</w:t>
+      </w:r>
+      <w:r>
+        <w:rPr/>
+        <w:t> </w:t>
+      </w:r>
+      <w:r>
+        <w:rPr>
+          <w:rStyle w:val="SourceText"/>
+        </w:rPr>
+        <w:t>http://localhost:8000/docs</w:t>
+      </w:r>
+      <w:r>
+        <w:rPr/>
+        <w:t> (or </w:t>
+      </w:r>
+      <w:r>
+        <w:rPr>
+          <w:rStyle w:val="SourceText"/>
+        </w:rPr>
+        <w:t>http://localhost:8080/docs</w:t>
+      </w:r>
+      <w:r>
+        <w:rPr/>
+        <w:t xml:space="preserve"> via Kubernetes Port-Forward) </w:t>
+      </w:r>
+    </w:p>
+    <w:p>
+      <w:pPr>
+        <w:pStyle w:val="Normal"/>
+        <w:spacing w:lineRule="auto" w:line="276" w:before="0" w:after="120"/>
+        <w:rPr/>
+      </w:pPr>
+      <w:r>
+        <w:rPr>
+          <w:rFonts w:eastAsia="" w:cs="" w:cstheme="minorBidi" w:eastAsiaTheme="minorEastAsia"/>
+          <w:color w:val="auto"/>
+          <w:kern w:val="0"/>
+          <w:sz w:val="22"/>
+          <w:szCs w:val="22"/>
+          <w:lang w:val="en-US" w:eastAsia="en-US" w:bidi="ar-SA"/>
+        </w:rPr>
+        <w:t>The API is containerized using multi-stage production Docker images published to GitHub Container Registry (GHCR) and orchestrated via Kubernetes (Minikube with Helm). </w:t>
       </w:r>
       <w:r>
         <w:rPr>
@@ -1701,7 +1782,34 @@
           <w:color w:val="1F4E79"/>
           <w:sz w:val="36"/>
         </w:rPr>
-        <w:t>Video Presentation</w:t>
+        <w:t xml:space="preserve"> </w:t>
+      </w:r>
+    </w:p>
+    <w:p>
+      <w:pPr>
+        <w:pStyle w:val="Normal"/>
+        <w:spacing w:lineRule="auto" w:line="276" w:before="0" w:after="120"/>
+        <w:rPr>
+          <w:b/>
+          <w:color w:val="1F4E79"/>
+          <w:sz w:val="36"/>
+        </w:rPr>
+      </w:pPr>
+      <w:r>
+        <w:rPr>
+          <w:b/>
+          <w:color w:val="1F4E79"/>
+          <w:sz w:val="36"/>
+        </w:rPr>
+        <w:t>10</w:t>
+      </w:r>
+      <w:r>
+        <w:rPr>
+          <w:b/>
+          <w:color w:val="1F4E79"/>
+          <w:sz w:val="36"/>
+        </w:rPr>
+        <w:t>. Video Presentation</w:t>
       </w:r>
     </w:p>
     <w:p>
@@ -1768,6 +1876,7 @@
         </w:tabs>
         <w:ind w:start="1080" w:hanging="360"/>
       </w:pPr>
+      <w:rPr/>
     </w:lvl>
     <w:lvl w:ilvl="2">
       <w:start w:val="1"/>
@@ -1780,6 +1889,7 @@
         </w:tabs>
         <w:ind w:start="1440" w:hanging="360"/>
       </w:pPr>
+      <w:rPr/>
     </w:lvl>
     <w:lvl w:ilvl="3">
       <w:start w:val="1"/>
@@ -1792,6 +1902,7 @@
         </w:tabs>
         <w:ind w:start="1800" w:hanging="360"/>
       </w:pPr>
+      <w:rPr/>
     </w:lvl>
     <w:lvl w:ilvl="4">
       <w:start w:val="1"/>
@@ -1804,6 +1915,7 @@
         </w:tabs>
         <w:ind w:start="2160" w:hanging="360"/>
       </w:pPr>
+      <w:rPr/>
     </w:lvl>
     <w:lvl w:ilvl="5">
       <w:start w:val="1"/>
@@ -1816,6 +1928,7 @@
         </w:tabs>
         <w:ind w:start="2520" w:hanging="360"/>
       </w:pPr>
+      <w:rPr/>
     </w:lvl>
     <w:lvl w:ilvl="6">
       <w:start w:val="1"/>
@@ -1828,6 +1941,7 @@
         </w:tabs>
         <w:ind w:start="2880" w:hanging="360"/>
       </w:pPr>
+      <w:rPr/>
     </w:lvl>
     <w:lvl w:ilvl="7">
       <w:start w:val="1"/>
@@ -1840,6 +1954,7 @@
         </w:tabs>
         <w:ind w:start="3240" w:hanging="360"/>
       </w:pPr>
+      <w:rPr/>
     </w:lvl>
     <w:lvl w:ilvl="8">
       <w:start w:val="1"/>
@@ -1852,6 +1967,7 @@
         </w:tabs>
         <w:ind w:start="3600" w:hanging="360"/>
       </w:pPr>
+      <w:rPr/>
     </w:lvl>
   </w:abstractNum>
   <w:abstractNum w:abstractNumId="2">
@@ -1881,6 +1997,7 @@
         </w:tabs>
         <w:ind w:start="1080" w:hanging="360"/>
       </w:pPr>
+      <w:rPr/>
     </w:lvl>
     <w:lvl w:ilvl="2">
       <w:start w:val="1"/>
@@ -1893,6 +2010,7 @@
         </w:tabs>
         <w:ind w:start="1440" w:hanging="360"/>
       </w:pPr>
+      <w:rPr/>
     </w:lvl>
     <w:lvl w:ilvl="3">
       <w:start w:val="1"/>
@@ -1905,6 +2023,7 @@
         </w:tabs>
         <w:ind w:start="1800" w:hanging="360"/>
       </w:pPr>
+      <w:rPr/>
     </w:lvl>
     <w:lvl w:ilvl="4">
       <w:start w:val="1"/>
@@ -1917,6 +2036,7 @@
         </w:tabs>
         <w:ind w:start="2160" w:hanging="360"/>
       </w:pPr>
+      <w:rPr/>
     </w:lvl>
     <w:lvl w:ilvl="5">
       <w:start w:val="1"/>
@@ -1929,6 +2049,7 @@
         </w:tabs>
         <w:ind w:start="2520" w:hanging="360"/>
       </w:pPr>
+      <w:rPr/>
     </w:lvl>
     <w:lvl w:ilvl="6">
       <w:start w:val="1"/>
@@ -1941,6 +2062,7 @@
         </w:tabs>
         <w:ind w:start="2880" w:hanging="360"/>
       </w:pPr>
+      <w:rPr/>
     </w:lvl>
     <w:lvl w:ilvl="7">
       <w:start w:val="1"/>
@@ -1953,6 +2075,7 @@
         </w:tabs>
         <w:ind w:start="3240" w:hanging="360"/>
       </w:pPr>
+      <w:rPr/>
     </w:lvl>
     <w:lvl w:ilvl="8">
       <w:start w:val="1"/>
@@ -1965,6 +2088,7 @@
         </w:tabs>
         <w:ind w:start="3600" w:hanging="360"/>
       </w:pPr>
+      <w:rPr/>
     </w:lvl>
   </w:abstractNum>
   <w:abstractNum w:abstractNumId="3">
@@ -1994,6 +2118,7 @@
         </w:tabs>
         <w:ind w:start="1080" w:hanging="360"/>
       </w:pPr>
+      <w:rPr/>
     </w:lvl>
     <w:lvl w:ilvl="2">
       <w:start w:val="1"/>
@@ -2006,6 +2131,7 @@
         </w:tabs>
         <w:ind w:start="1440" w:hanging="360"/>
       </w:pPr>
+      <w:rPr/>
     </w:lvl>
     <w:lvl w:ilvl="3">
       <w:start w:val="1"/>
@@ -2018,6 +2144,7 @@
         </w:tabs>
         <w:ind w:start="1800" w:hanging="360"/>
       </w:pPr>
+      <w:rPr/>
     </w:lvl>
     <w:lvl w:ilvl="4">
       <w:start w:val="1"/>
@@ -2030,6 +2157,7 @@
         </w:tabs>
         <w:ind w:start="2160" w:hanging="360"/>
       </w:pPr>
+      <w:rPr/>
     </w:lvl>
     <w:lvl w:ilvl="5">
       <w:start w:val="1"/>
@@ -2042,6 +2170,7 @@
         </w:tabs>
         <w:ind w:start="2520" w:hanging="360"/>
       </w:pPr>
+      <w:rPr/>
     </w:lvl>
     <w:lvl w:ilvl="6">
       <w:start w:val="1"/>
@@ -2054,6 +2183,7 @@
         </w:tabs>
         <w:ind w:start="2880" w:hanging="360"/>
       </w:pPr>
+      <w:rPr/>
     </w:lvl>
     <w:lvl w:ilvl="7">
       <w:start w:val="1"/>
@@ -2066,6 +2196,7 @@
         </w:tabs>
         <w:ind w:start="3240" w:hanging="360"/>
       </w:pPr>
+      <w:rPr/>
     </w:lvl>
     <w:lvl w:ilvl="8">
       <w:start w:val="1"/>
@@ -2078,6 +2209,7 @@
         </w:tabs>
         <w:ind w:start="3600" w:hanging="360"/>
       </w:pPr>
+      <w:rPr/>
     </w:lvl>
   </w:abstractNum>
   <w:abstractNum w:abstractNumId="4">
@@ -2105,6 +2237,7 @@
         </w:tabs>
         <w:ind w:start="1080" w:hanging="360"/>
       </w:pPr>
+      <w:rPr/>
     </w:lvl>
     <w:lvl w:ilvl="2">
       <w:start w:val="1"/>
@@ -2117,6 +2250,7 @@
         </w:tabs>
         <w:ind w:start="1440" w:hanging="360"/>
       </w:pPr>
+      <w:rPr/>
     </w:lvl>
     <w:lvl w:ilvl="3">
       <w:start w:val="1"/>
@@ -2129,6 +2263,7 @@
         </w:tabs>
         <w:ind w:start="1800" w:hanging="360"/>
       </w:pPr>
+      <w:rPr/>
     </w:lvl>
     <w:lvl w:ilvl="4">
       <w:start w:val="1"/>
@@ -2141,6 +2276,7 @@
         </w:tabs>
         <w:ind w:start="2160" w:hanging="360"/>
       </w:pPr>
+      <w:rPr/>
     </w:lvl>
     <w:lvl w:ilvl="5">
       <w:start w:val="1"/>
@@ -2153,6 +2289,7 @@
         </w:tabs>
         <w:ind w:start="2520" w:hanging="360"/>
       </w:pPr>
+      <w:rPr/>
     </w:lvl>
     <w:lvl w:ilvl="6">
       <w:start w:val="1"/>
@@ -2165,6 +2302,7 @@
         </w:tabs>
         <w:ind w:start="2880" w:hanging="360"/>
       </w:pPr>
+      <w:rPr/>
     </w:lvl>
     <w:lvl w:ilvl="7">
       <w:start w:val="1"/>
@@ -2177,6 +2315,7 @@
         </w:tabs>
         <w:ind w:start="3240" w:hanging="360"/>
       </w:pPr>
+      <w:rPr/>
     </w:lvl>
     <w:lvl w:ilvl="8">
       <w:start w:val="1"/>
@@ -2189,6 +2328,7 @@
         </w:tabs>
         <w:ind w:start="3600" w:hanging="360"/>
       </w:pPr>
+      <w:rPr/>
     </w:lvl>
   </w:abstractNum>
   <w:abstractNum w:abstractNumId="5">
@@ -2216,6 +2356,7 @@
         </w:tabs>
         <w:ind w:start="1080" w:hanging="360"/>
       </w:pPr>
+      <w:rPr/>
     </w:lvl>
     <w:lvl w:ilvl="2">
       <w:start w:val="1"/>
@@ -2228,6 +2369,7 @@
         </w:tabs>
         <w:ind w:start="1440" w:hanging="360"/>
       </w:pPr>
+      <w:rPr/>
     </w:lvl>
     <w:lvl w:ilvl="3">
       <w:start w:val="1"/>
@@ -2240,6 +2382,7 @@
         </w:tabs>
         <w:ind w:start="1800" w:hanging="360"/>
       </w:pPr>
+      <w:rPr/>
     </w:lvl>
     <w:lvl w:ilvl="4">
       <w:start w:val="1"/>
@@ -2252,6 +2395,7 @@
         </w:tabs>
         <w:ind w:start="2160" w:hanging="360"/>
       </w:pPr>
+      <w:rPr/>
     </w:lvl>
     <w:lvl w:ilvl="5">
       <w:start w:val="1"/>
@@ -2264,6 +2408,7 @@
         </w:tabs>
         <w:ind w:start="2520" w:hanging="360"/>
       </w:pPr>
+      <w:rPr/>
     </w:lvl>
     <w:lvl w:ilvl="6">
       <w:start w:val="1"/>
@@ -2276,6 +2421,7 @@
         </w:tabs>
         <w:ind w:start="2880" w:hanging="360"/>
       </w:pPr>
+      <w:rPr/>
     </w:lvl>
     <w:lvl w:ilvl="7">
       <w:start w:val="1"/>
@@ -2288,6 +2434,7 @@
         </w:tabs>
         <w:ind w:start="3240" w:hanging="360"/>
       </w:pPr>
+      <w:rPr/>
     </w:lvl>
     <w:lvl w:ilvl="8">
       <w:start w:val="1"/>
@@ -2300,6 +2447,7 @@
         </w:tabs>
         <w:ind w:start="3600" w:hanging="360"/>
       </w:pPr>
+      <w:rPr/>
     </w:lvl>
   </w:abstractNum>
   <w:abstractNum w:abstractNumId="6">
@@ -2327,6 +2475,7 @@
         </w:tabs>
         <w:ind w:start="1080" w:hanging="360"/>
       </w:pPr>
+      <w:rPr/>
     </w:lvl>
     <w:lvl w:ilvl="2">
       <w:start w:val="1"/>
@@ -2339,6 +2488,7 @@
         </w:tabs>
         <w:ind w:start="1440" w:hanging="360"/>
       </w:pPr>
+      <w:rPr/>
     </w:lvl>
     <w:lvl w:ilvl="3">
       <w:start w:val="1"/>
@@ -2351,6 +2501,7 @@
         </w:tabs>
         <w:ind w:start="1800" w:hanging="360"/>
       </w:pPr>
+      <w:rPr/>
     </w:lvl>
     <w:lvl w:ilvl="4">
       <w:start w:val="1"/>
@@ -2363,6 +2514,7 @@
         </w:tabs>
         <w:ind w:start="2160" w:hanging="360"/>
       </w:pPr>
+      <w:rPr/>
     </w:lvl>
     <w:lvl w:ilvl="5">
       <w:start w:val="1"/>
@@ -2375,6 +2527,7 @@
         </w:tabs>
         <w:ind w:start="2520" w:hanging="360"/>
       </w:pPr>
+      <w:rPr/>
     </w:lvl>
     <w:lvl w:ilvl="6">
       <w:start w:val="1"/>
@@ -2387,6 +2540,7 @@
         </w:tabs>
         <w:ind w:start="2880" w:hanging="360"/>
       </w:pPr>
+      <w:rPr/>
     </w:lvl>
     <w:lvl w:ilvl="7">
       <w:start w:val="1"/>
@@ -2399,6 +2553,7 @@
         </w:tabs>
         <w:ind w:start="3240" w:hanging="360"/>
       </w:pPr>
+      <w:rPr/>
     </w:lvl>
     <w:lvl w:ilvl="8">
       <w:start w:val="1"/>
@@ -2411,6 +2566,7 @@
         </w:tabs>
         <w:ind w:start="3600" w:hanging="360"/>
       </w:pPr>
+      <w:rPr/>
     </w:lvl>
   </w:abstractNum>
   <w:abstractNum w:abstractNumId="7">
@@ -2561,7 +2717,7 @@
   <w:docDefaults>
     <w:rPrDefault>
       <w:rPr>
-        <w:rFonts w:ascii="Cambria" w:hAnsi="Cambria" w:eastAsia="ＭＳ 明朝" w:cs="" w:asciiTheme="minorHAnsi" w:cstheme="minorBidi" w:eastAsiaTheme="minorEastAsia" w:hAnsiTheme="minorHAnsi"/>
+        <w:rFonts w:ascii="Cambria" w:hAnsi="Cambria" w:eastAsia="" w:cs="" w:asciiTheme="minorHAnsi" w:cstheme="minorBidi" w:eastAsiaTheme="minorEastAsia" w:hAnsiTheme="minorHAnsi"/>
         <w:sz w:val="22"/>
         <w:szCs w:val="22"/>
         <w:lang w:val="en-US" w:eastAsia="en-US" w:bidi="ar-SA"/>
@@ -2718,12 +2874,13 @@
     <w:rsid w:val="00fc693f"/>
     <w:pPr>
       <w:widowControl/>
+      <w:suppressAutoHyphens w:val="true"/>
       <w:bidi w:val="0"/>
       <w:spacing w:lineRule="auto" w:line="276" w:before="0" w:after="200"/>
       <w:jc w:val="start"/>
     </w:pPr>
     <w:rPr>
-      <w:rFonts w:ascii="Cambria" w:hAnsi="Cambria" w:eastAsia="ＭＳ 明朝" w:cs="" w:asciiTheme="minorHAnsi" w:cstheme="minorBidi" w:eastAsiaTheme="minorEastAsia" w:hAnsiTheme="minorHAnsi"/>
+      <w:rFonts w:ascii="Cambria" w:hAnsi="Cambria" w:eastAsia="" w:cs="" w:asciiTheme="minorHAnsi" w:cstheme="minorBidi" w:eastAsiaTheme="minorEastAsia" w:hAnsiTheme="minorHAnsi"/>
       <w:color w:val="auto"/>
       <w:kern w:val="0"/>
       <w:sz w:val="22"/>
@@ -2746,7 +2903,7 @@
       <w:outlineLvl w:val="0"/>
     </w:pPr>
     <w:rPr>
-      <w:rFonts w:ascii="Calibri" w:hAnsi="Calibri" w:eastAsia="ＭＳ ゴシック" w:cs="" w:asciiTheme="majorHAnsi" w:cstheme="majorBidi" w:eastAsiaTheme="majorEastAsia" w:hAnsiTheme="majorHAnsi"/>
+      <w:rFonts w:ascii="Calibri" w:hAnsi="Calibri" w:eastAsia="" w:cs="" w:asciiTheme="majorHAnsi" w:cstheme="majorBidi" w:eastAsiaTheme="majorEastAsia" w:hAnsiTheme="majorHAnsi"/>
       <w:b/>
       <w:bCs/>
       <w:color w:themeColor="accent1" w:themeShade="bf" w:val="365F91"/>
@@ -2770,7 +2927,7 @@
       <w:outlineLvl w:val="1"/>
     </w:pPr>
     <w:rPr>
-      <w:rFonts w:ascii="Calibri" w:hAnsi="Calibri" w:eastAsia="ＭＳ ゴシック" w:cs="" w:asciiTheme="majorHAnsi" w:cstheme="majorBidi" w:eastAsiaTheme="majorEastAsia" w:hAnsiTheme="majorHAnsi"/>
+      <w:rFonts w:ascii="Calibri" w:hAnsi="Calibri" w:eastAsia="" w:cs="" w:asciiTheme="majorHAnsi" w:cstheme="majorBidi" w:eastAsiaTheme="majorEastAsia" w:hAnsiTheme="majorHAnsi"/>
       <w:b/>
       <w:bCs/>
       <w:color w:themeColor="accent1" w:val="4F81BD"/>
@@ -2794,7 +2951,7 @@
       <w:outlineLvl w:val="2"/>
     </w:pPr>
     <w:rPr>
-      <w:rFonts w:ascii="Calibri" w:hAnsi="Calibri" w:eastAsia="ＭＳ ゴシック" w:cs="" w:asciiTheme="majorHAnsi" w:cstheme="majorBidi" w:eastAsiaTheme="majorEastAsia" w:hAnsiTheme="majorHAnsi"/>
+      <w:rFonts w:ascii="Calibri" w:hAnsi="Calibri" w:eastAsia="" w:cs="" w:asciiTheme="majorHAnsi" w:cstheme="majorBidi" w:eastAsiaTheme="majorEastAsia" w:hAnsiTheme="majorHAnsi"/>
       <w:b/>
       <w:bCs/>
       <w:color w:themeColor="accent1" w:val="4F81BD"/>
@@ -2817,7 +2974,7 @@
       <w:outlineLvl w:val="3"/>
     </w:pPr>
     <w:rPr>
-      <w:rFonts w:ascii="Calibri" w:hAnsi="Calibri" w:eastAsia="ＭＳ ゴシック" w:cs="" w:asciiTheme="majorHAnsi" w:cstheme="majorBidi" w:eastAsiaTheme="majorEastAsia" w:hAnsiTheme="majorHAnsi"/>
+      <w:rFonts w:ascii="Calibri" w:hAnsi="Calibri" w:eastAsia="" w:cs="" w:asciiTheme="majorHAnsi" w:cstheme="majorBidi" w:eastAsiaTheme="majorEastAsia" w:hAnsiTheme="majorHAnsi"/>
       <w:b/>
       <w:bCs/>
       <w:i/>
@@ -2842,7 +2999,7 @@
       <w:outlineLvl w:val="4"/>
     </w:pPr>
     <w:rPr>
-      <w:rFonts w:ascii="Calibri" w:hAnsi="Calibri" w:eastAsia="ＭＳ ゴシック" w:cs="" w:asciiTheme="majorHAnsi" w:cstheme="majorBidi" w:eastAsiaTheme="majorEastAsia" w:hAnsiTheme="majorHAnsi"/>
+      <w:rFonts w:ascii="Calibri" w:hAnsi="Calibri" w:eastAsia="" w:cs="" w:asciiTheme="majorHAnsi" w:cstheme="majorBidi" w:eastAsiaTheme="majorEastAsia" w:hAnsiTheme="majorHAnsi"/>
       <w:color w:themeColor="accent1" w:themeShade="7f" w:val="243F60"/>
     </w:rPr>
   </w:style>
@@ -2863,7 +3020,7 @@
       <w:outlineLvl w:val="5"/>
     </w:pPr>
     <w:rPr>
-      <w:rFonts w:ascii="Calibri" w:hAnsi="Calibri" w:eastAsia="ＭＳ ゴシック" w:cs="" w:asciiTheme="majorHAnsi" w:cstheme="majorBidi" w:eastAsiaTheme="majorEastAsia" w:hAnsiTheme="majorHAnsi"/>
+      <w:rFonts w:ascii="Calibri" w:hAnsi="Calibri" w:eastAsia="" w:cs="" w:asciiTheme="majorHAnsi" w:cstheme="majorBidi" w:eastAsiaTheme="majorEastAsia" w:hAnsiTheme="majorHAnsi"/>
       <w:i/>
       <w:iCs/>
       <w:color w:themeColor="accent1" w:themeShade="7f" w:val="243F60"/>
@@ -2886,7 +3043,7 @@
       <w:outlineLvl w:val="6"/>
     </w:pPr>
     <w:rPr>
-      <w:rFonts w:ascii="Calibri" w:hAnsi="Calibri" w:eastAsia="ＭＳ ゴシック" w:cs="" w:asciiTheme="majorHAnsi" w:cstheme="majorBidi" w:eastAsiaTheme="majorEastAsia" w:hAnsiTheme="majorHAnsi"/>
+      <w:rFonts w:ascii="Calibri" w:hAnsi="Calibri" w:eastAsia="" w:cs="" w:asciiTheme="majorHAnsi" w:cstheme="majorBidi" w:eastAsiaTheme="majorEastAsia" w:hAnsiTheme="majorHAnsi"/>
       <w:i/>
       <w:iCs/>
       <w:color w:themeColor="text1" w:themeTint="bf" w:val="404040"/>
@@ -2909,7 +3066,7 @@
       <w:outlineLvl w:val="7"/>
     </w:pPr>
     <w:rPr>
-      <w:rFonts w:ascii="Calibri" w:hAnsi="Calibri" w:eastAsia="ＭＳ ゴシック" w:cs="" w:asciiTheme="majorHAnsi" w:cstheme="majorBidi" w:eastAsiaTheme="majorEastAsia" w:hAnsiTheme="majorHAnsi"/>
+      <w:rFonts w:ascii="Calibri" w:hAnsi="Calibri" w:eastAsia="" w:cs="" w:asciiTheme="majorHAnsi" w:cstheme="majorBidi" w:eastAsiaTheme="majorEastAsia" w:hAnsiTheme="majorHAnsi"/>
       <w:color w:themeColor="accent1" w:val="4F81BD"/>
       <w:sz w:val="20"/>
       <w:szCs w:val="20"/>
@@ -2932,7 +3089,7 @@
       <w:outlineLvl w:val="8"/>
     </w:pPr>
     <w:rPr>
-      <w:rFonts w:ascii="Calibri" w:hAnsi="Calibri" w:eastAsia="ＭＳ ゴシック" w:cs="" w:asciiTheme="majorHAnsi" w:cstheme="majorBidi" w:eastAsiaTheme="majorEastAsia" w:hAnsiTheme="majorHAnsi"/>
+      <w:rFonts w:ascii="Calibri" w:hAnsi="Calibri" w:eastAsia="" w:cs="" w:asciiTheme="majorHAnsi" w:cstheme="majorBidi" w:eastAsiaTheme="majorEastAsia" w:hAnsiTheme="majorHAnsi"/>
       <w:i/>
       <w:iCs/>
       <w:color w:themeColor="text1" w:themeTint="bf" w:val="404040"/>
@@ -2974,7 +3131,7 @@
     <w:qFormat/>
     <w:rsid w:val="00fc693f"/>
     <w:rPr>
-      <w:rFonts w:ascii="Calibri" w:hAnsi="Calibri" w:eastAsia="ＭＳ ゴシック" w:cs="" w:asciiTheme="majorHAnsi" w:cstheme="majorBidi" w:eastAsiaTheme="majorEastAsia" w:hAnsiTheme="majorHAnsi"/>
+      <w:rFonts w:ascii="Calibri" w:hAnsi="Calibri" w:eastAsia="" w:cs="" w:asciiTheme="majorHAnsi" w:cstheme="majorBidi" w:eastAsiaTheme="majorEastAsia" w:hAnsiTheme="majorHAnsi"/>
       <w:b/>
       <w:bCs/>
       <w:color w:themeColor="accent1" w:themeShade="bf" w:val="365F91"/>
@@ -2990,7 +3147,7 @@
     <w:qFormat/>
     <w:rsid w:val="00fc693f"/>
     <w:rPr>
-      <w:rFonts w:ascii="Calibri" w:hAnsi="Calibri" w:eastAsia="ＭＳ ゴシック" w:cs="" w:asciiTheme="majorHAnsi" w:cstheme="majorBidi" w:eastAsiaTheme="majorEastAsia" w:hAnsiTheme="majorHAnsi"/>
+      <w:rFonts w:ascii="Calibri" w:hAnsi="Calibri" w:eastAsia="" w:cs="" w:asciiTheme="majorHAnsi" w:cstheme="majorBidi" w:eastAsiaTheme="majorEastAsia" w:hAnsiTheme="majorHAnsi"/>
       <w:b/>
       <w:bCs/>
       <w:color w:themeColor="accent1" w:val="4F81BD"/>
@@ -3006,7 +3163,7 @@
     <w:qFormat/>
     <w:rsid w:val="00fc693f"/>
     <w:rPr>
-      <w:rFonts w:ascii="Calibri" w:hAnsi="Calibri" w:eastAsia="ＭＳ ゴシック" w:cs="" w:asciiTheme="majorHAnsi" w:cstheme="majorBidi" w:eastAsiaTheme="majorEastAsia" w:hAnsiTheme="majorHAnsi"/>
+      <w:rFonts w:ascii="Calibri" w:hAnsi="Calibri" w:eastAsia="" w:cs="" w:asciiTheme="majorHAnsi" w:cstheme="majorBidi" w:eastAsiaTheme="majorEastAsia" w:hAnsiTheme="majorHAnsi"/>
       <w:b/>
       <w:bCs/>
       <w:color w:themeColor="accent1" w:val="4F81BD"/>
@@ -3020,7 +3177,7 @@
     <w:qFormat/>
     <w:rsid w:val="00fc693f"/>
     <w:rPr>
-      <w:rFonts w:ascii="Calibri" w:hAnsi="Calibri" w:eastAsia="ＭＳ ゴシック" w:cs="" w:asciiTheme="majorHAnsi" w:cstheme="majorBidi" w:eastAsiaTheme="majorEastAsia" w:hAnsiTheme="majorHAnsi"/>
+      <w:rFonts w:ascii="Calibri" w:hAnsi="Calibri" w:eastAsia="" w:cs="" w:asciiTheme="majorHAnsi" w:cstheme="majorBidi" w:eastAsiaTheme="majorEastAsia" w:hAnsiTheme="majorHAnsi"/>
       <w:color w:themeColor="text2" w:themeShade="bf" w:val="17365D"/>
       <w:spacing w:val="5"/>
       <w:kern w:val="2"/>
@@ -3036,7 +3193,7 @@
     <w:qFormat/>
     <w:rsid w:val="00fc693f"/>
     <w:rPr>
-      <w:rFonts w:ascii="Calibri" w:hAnsi="Calibri" w:eastAsia="ＭＳ ゴシック" w:cs="" w:asciiTheme="majorHAnsi" w:cstheme="majorBidi" w:eastAsiaTheme="majorEastAsia" w:hAnsiTheme="majorHAnsi"/>
+      <w:rFonts w:ascii="Calibri" w:hAnsi="Calibri" w:eastAsia="" w:cs="" w:asciiTheme="majorHAnsi" w:cstheme="majorBidi" w:eastAsiaTheme="majorEastAsia" w:hAnsiTheme="majorHAnsi"/>
       <w:i/>
       <w:iCs/>
       <w:color w:themeColor="accent1" w:val="4F81BD"/>
@@ -3109,7 +3266,7 @@
     <w:qFormat/>
     <w:rsid w:val="00fc693f"/>
     <w:rPr>
-      <w:rFonts w:ascii="Calibri" w:hAnsi="Calibri" w:eastAsia="ＭＳ ゴシック" w:cs="" w:asciiTheme="majorHAnsi" w:cstheme="majorBidi" w:eastAsiaTheme="majorEastAsia" w:hAnsiTheme="majorHAnsi"/>
+      <w:rFonts w:ascii="Calibri" w:hAnsi="Calibri" w:eastAsia="" w:cs="" w:asciiTheme="majorHAnsi" w:cstheme="majorBidi" w:eastAsiaTheme="majorEastAsia" w:hAnsiTheme="majorHAnsi"/>
       <w:b/>
       <w:bCs/>
       <w:i/>
@@ -3126,7 +3283,7 @@
     <w:qFormat/>
     <w:rsid w:val="00fc693f"/>
     <w:rPr>
-      <w:rFonts w:ascii="Calibri" w:hAnsi="Calibri" w:eastAsia="ＭＳ ゴシック" w:cs="" w:asciiTheme="majorHAnsi" w:cstheme="majorBidi" w:eastAsiaTheme="majorEastAsia" w:hAnsiTheme="majorHAnsi"/>
+      <w:rFonts w:ascii="Calibri" w:hAnsi="Calibri" w:eastAsia="" w:cs="" w:asciiTheme="majorHAnsi" w:cstheme="majorBidi" w:eastAsiaTheme="majorEastAsia" w:hAnsiTheme="majorHAnsi"/>
       <w:color w:themeColor="accent1" w:themeShade="7f" w:val="243F60"/>
     </w:rPr>
   </w:style>
@@ -3139,7 +3296,7 @@
     <w:qFormat/>
     <w:rsid w:val="00fc693f"/>
     <w:rPr>
-      <w:rFonts w:ascii="Calibri" w:hAnsi="Calibri" w:eastAsia="ＭＳ ゴシック" w:cs="" w:asciiTheme="majorHAnsi" w:cstheme="majorBidi" w:eastAsiaTheme="majorEastAsia" w:hAnsiTheme="majorHAnsi"/>
+      <w:rFonts w:ascii="Calibri" w:hAnsi="Calibri" w:eastAsia="" w:cs="" w:asciiTheme="majorHAnsi" w:cstheme="majorBidi" w:eastAsiaTheme="majorEastAsia" w:hAnsiTheme="majorHAnsi"/>
       <w:i/>
       <w:iCs/>
       <w:color w:themeColor="accent1" w:themeShade="7f" w:val="243F60"/>
@@ -3154,7 +3311,7 @@
     <w:qFormat/>
     <w:rsid w:val="00fc693f"/>
     <w:rPr>
-      <w:rFonts w:ascii="Calibri" w:hAnsi="Calibri" w:eastAsia="ＭＳ ゴシック" w:cs="" w:asciiTheme="majorHAnsi" w:cstheme="majorBidi" w:eastAsiaTheme="majorEastAsia" w:hAnsiTheme="majorHAnsi"/>
+      <w:rFonts w:ascii="Calibri" w:hAnsi="Calibri" w:eastAsia="" w:cs="" w:asciiTheme="majorHAnsi" w:cstheme="majorBidi" w:eastAsiaTheme="majorEastAsia" w:hAnsiTheme="majorHAnsi"/>
       <w:i/>
       <w:iCs/>
       <w:color w:themeColor="text1" w:themeTint="bf" w:val="404040"/>
@@ -3169,7 +3326,7 @@
     <w:qFormat/>
     <w:rsid w:val="00fc693f"/>
     <w:rPr>
-      <w:rFonts w:ascii="Calibri" w:hAnsi="Calibri" w:eastAsia="ＭＳ ゴシック" w:cs="" w:asciiTheme="majorHAnsi" w:cstheme="majorBidi" w:eastAsiaTheme="majorEastAsia" w:hAnsiTheme="majorHAnsi"/>
+      <w:rFonts w:ascii="Calibri" w:hAnsi="Calibri" w:eastAsia="" w:cs="" w:asciiTheme="majorHAnsi" w:cstheme="majorBidi" w:eastAsiaTheme="majorEastAsia" w:hAnsiTheme="majorHAnsi"/>
       <w:color w:themeColor="accent1" w:val="4F81BD"/>
       <w:sz w:val="20"/>
       <w:szCs w:val="20"/>
@@ -3184,7 +3341,7 @@
     <w:qFormat/>
     <w:rsid w:val="00fc693f"/>
     <w:rPr>
-      <w:rFonts w:ascii="Calibri" w:hAnsi="Calibri" w:eastAsia="ＭＳ ゴシック" w:cs="" w:asciiTheme="majorHAnsi" w:cstheme="majorBidi" w:eastAsiaTheme="majorEastAsia" w:hAnsiTheme="majorHAnsi"/>
+      <w:rFonts w:ascii="Calibri" w:hAnsi="Calibri" w:eastAsia="" w:cs="" w:asciiTheme="majorHAnsi" w:cstheme="majorBidi" w:eastAsiaTheme="majorEastAsia" w:hAnsiTheme="majorHAnsi"/>
       <w:i/>
       <w:iCs/>
       <w:color w:themeColor="text1" w:themeTint="bf" w:val="404040"/>
@@ -3293,6 +3450,20 @@
       <w:bCs/>
       <w:smallCaps/>
       <w:spacing w:val="5"/>
+    </w:rPr>
+  </w:style>
+  <w:style w:type="character" w:styleId="SourceText">
+    <w:name w:val="Source Text"/>
+    <w:qFormat/>
+    <w:rPr>
+      <w:rFonts w:ascii="Liberation Mono" w:hAnsi="Liberation Mono" w:eastAsia="Liberation Mono" w:cs="Liberation Mono"/>
+    </w:rPr>
+  </w:style>
+  <w:style w:type="character" w:styleId="Hyperlink">
+    <w:name w:val="Hyperlink"/>
+    <w:rPr>
+      <w:color w:val="000080"/>
+      <w:u w:val="single"/>
     </w:rPr>
   </w:style>
   <w:style w:type="paragraph" w:styleId="Heading">
@@ -3414,12 +3585,13 @@
     <w:rsid w:val="00fc693f"/>
     <w:pPr>
       <w:widowControl/>
+      <w:suppressAutoHyphens w:val="true"/>
       <w:bidi w:val="0"/>
       <w:spacing w:lineRule="auto" w:line="240" w:before="0" w:after="0"/>
       <w:jc w:val="start"/>
     </w:pPr>
     <w:rPr>
-      <w:rFonts w:ascii="Cambria" w:hAnsi="Cambria" w:eastAsia="ＭＳ 明朝" w:cs="" w:asciiTheme="minorHAnsi" w:cstheme="minorBidi" w:eastAsiaTheme="minorEastAsia" w:hAnsiTheme="minorHAnsi"/>
+      <w:rFonts w:ascii="Cambria" w:hAnsi="Cambria" w:eastAsia="" w:cs="" w:asciiTheme="minorHAnsi" w:cstheme="minorBidi" w:eastAsiaTheme="minorEastAsia" w:hAnsiTheme="minorHAnsi"/>
       <w:color w:val="auto"/>
       <w:kern w:val="0"/>
       <w:sz w:val="22"/>
@@ -3443,7 +3615,7 @@
       <w:contextualSpacing/>
     </w:pPr>
     <w:rPr>
-      <w:rFonts w:ascii="Calibri" w:hAnsi="Calibri" w:eastAsia="ＭＳ ゴシック" w:cs="" w:asciiTheme="majorHAnsi" w:cstheme="majorBidi" w:eastAsiaTheme="majorEastAsia" w:hAnsiTheme="majorHAnsi"/>
+      <w:rFonts w:ascii="Calibri" w:hAnsi="Calibri" w:eastAsia="" w:cs="" w:asciiTheme="majorHAnsi" w:cstheme="majorBidi" w:eastAsiaTheme="majorEastAsia" w:hAnsiTheme="majorHAnsi"/>
       <w:color w:themeColor="text2" w:themeShade="bf" w:val="17365D"/>
       <w:spacing w:val="5"/>
       <w:kern w:val="2"/>
@@ -3461,7 +3633,7 @@
     <w:rsid w:val="00fc693f"/>
     <w:pPr/>
     <w:rPr>
-      <w:rFonts w:ascii="Calibri" w:hAnsi="Calibri" w:eastAsia="ＭＳ ゴシック" w:cs="" w:asciiTheme="majorHAnsi" w:cstheme="majorBidi" w:eastAsiaTheme="majorEastAsia" w:hAnsiTheme="majorHAnsi"/>
+      <w:rFonts w:ascii="Calibri" w:hAnsi="Calibri" w:eastAsia="" w:cs="" w:asciiTheme="majorHAnsi" w:cstheme="majorBidi" w:eastAsiaTheme="majorEastAsia" w:hAnsiTheme="majorHAnsi"/>
       <w:i/>
       <w:iCs/>
       <w:color w:themeColor="accent1" w:val="4F81BD"/>
@@ -3694,12 +3866,13 @@
         <w:tab w:val="left" w:pos="3456" w:leader="none"/>
         <w:tab w:val="left" w:pos="4032" w:leader="none"/>
       </w:tabs>
+      <w:suppressAutoHyphens w:val="true"/>
       <w:bidi w:val="0"/>
       <w:spacing w:lineRule="auto" w:line="276" w:before="0" w:after="200"/>
       <w:jc w:val="start"/>
     </w:pPr>
     <w:rPr>
-      <w:rFonts w:ascii="Courier" w:hAnsi="Courier" w:eastAsia="ＭＳ 明朝" w:cs="" w:cstheme="minorBidi" w:eastAsiaTheme="minorEastAsia"/>
+      <w:rFonts w:ascii="Courier" w:hAnsi="Courier" w:eastAsia="" w:cs="" w:cstheme="minorBidi" w:eastAsiaTheme="minorEastAsia"/>
       <w:color w:val="auto"/>
       <w:kern w:val="0"/>
       <w:sz w:val="20"/>
@@ -6897,7 +7070,6 @@
       <w:pPr>
         <w:spacing w:before="0" w:after="0" w:line="240" w:lineRule="auto"/>
       </w:pPr>
-      <w:rPr/>
       <w:tblPr/>
       <w:tcPr>
         <w:tcBorders>
@@ -7043,7 +7215,6 @@
       <w:pPr>
         <w:spacing w:before="0" w:after="0" w:line="240" w:lineRule="auto"/>
       </w:pPr>
-      <w:rPr/>
       <w:tblPr/>
       <w:tcPr>
         <w:tcBorders>
@@ -7189,7 +7360,6 @@
       <w:pPr>
         <w:spacing w:before="0" w:after="0" w:line="240" w:lineRule="auto"/>
       </w:pPr>
-      <w:rPr/>
       <w:tblPr/>
       <w:tcPr>
         <w:tcBorders>
@@ -7335,7 +7505,6 @@
       <w:pPr>
         <w:spacing w:before="0" w:after="0" w:line="240" w:lineRule="auto"/>
       </w:pPr>
-      <w:rPr/>
       <w:tblPr/>
       <w:tcPr>
         <w:tcBorders>
@@ -7481,7 +7650,6 @@
       <w:pPr>
         <w:spacing w:before="0" w:after="0" w:line="240" w:lineRule="auto"/>
       </w:pPr>
-      <w:rPr/>
       <w:tblPr/>
       <w:tcPr>
         <w:tcBorders>
@@ -7627,7 +7795,6 @@
       <w:pPr>
         <w:spacing w:before="0" w:after="0" w:line="240" w:lineRule="auto"/>
       </w:pPr>
-      <w:rPr/>
       <w:tblPr/>
       <w:tcPr>
         <w:tcBorders>
@@ -7773,7 +7940,6 @@
       <w:pPr>
         <w:spacing w:before="0" w:after="0" w:line="240" w:lineRule="auto"/>
       </w:pPr>
-      <w:rPr/>
       <w:tblPr/>
       <w:tcPr>
         <w:tcBorders>
